--- a/SAJE_292892_revision/build_r6/04_Supplementary_Material_Marked_blue.docx
+++ b/SAJE_292892_revision/build_r6/04_Supplementary_Material_Marked_blue.docx
@@ -13406,7 +13406,13 @@
       </w:r>
       <w:r>
         <w:rPr/>
-        <w:t xml:space="preserve"> Restricting the regression to never-scored controls and event years −5 to 3 changes the estimate to only 0.058, while the heterogeneity-robust estimator gives 0.025 without covariates and 0.002 with them. Comparing each cohort with its own base year, rather than pooling all years, accounts for approximately half of the gap. Conditioning on base-year total assets accounts for most of the rest, and the choice of controls and window for little.</w:t>
+        <w:t xml:space="preserve"> Restricting the regression to never-scored controls and event years −5 to 3 changes the estimate to only 0.058, while the heterogeneity-robust estimator gives 0.025 without covariates and 0.002 with them. Comparing each cohort with its own base year, rather than pooling all years, accounts for approximately half of the gap. </w:t>
+      </w:r>
+      <w:r>
+        <w:rPr>
+          <w:color w:val="0000FF"/>
+        </w:rPr>
+        <w:t>Conditioning on the base-year covariates (country and industry indicators and total assets) accounts for most of the rest, and the choice of controls and window for little.</w:t>
       </w:r>
     </w:p>
     <w:p>

--- a/SAJE_292892_revision/build_r6/04_Supplementary_Material_Marked_blue.docx
+++ b/SAJE_292892_revision/build_r6/04_Supplementary_Material_Marked_blue.docx
@@ -14055,7 +14055,7 @@
   <w:docDefaults>
     <w:rPrDefault>
       <w:rPr>
-        <w:rFonts w:asciiTheme="minorHAnsi" w:eastAsiaTheme="minorEastAsia" w:hAnsiTheme="minorHAnsi" w:cstheme="minorBidi"/>
+        <w:rFonts w:ascii="Times New Roman" w:hAnsi="Times New Roman" w:eastAsia="Times New Roman" w:cs="Times New Roman"/>
         <w:sz w:val="22"/>
         <w:szCs w:val="22"/>
         <w:lang w:val="en-US" w:eastAsia="en-US" w:bidi="ar-SA"/>
@@ -14274,7 +14274,7 @@
       <w:outlineLvl w:val="0"/>
     </w:pPr>
     <w:rPr>
-      <w:rFonts w:asciiTheme="majorHAnsi" w:eastAsiaTheme="majorEastAsia" w:hAnsiTheme="majorHAnsi" w:cstheme="majorBidi"/>
+      <w:rFonts w:ascii="Times New Roman" w:hAnsi="Times New Roman" w:eastAsia="Times New Roman" w:cs="Times New Roman"/>
       <w:b/>
       <w:bCs/>
       <w:color w:val="365F91" w:themeColor="accent1" w:themeShade="BF"/>
@@ -14298,7 +14298,7 @@
       <w:outlineLvl w:val="1"/>
     </w:pPr>
     <w:rPr>
-      <w:rFonts w:asciiTheme="majorHAnsi" w:eastAsiaTheme="majorEastAsia" w:hAnsiTheme="majorHAnsi" w:cstheme="majorBidi"/>
+      <w:rFonts w:ascii="Times New Roman" w:hAnsi="Times New Roman" w:eastAsia="Times New Roman" w:cs="Times New Roman"/>
       <w:b/>
       <w:bCs/>
       <w:color w:val="4F81BD" w:themeColor="accent1"/>
@@ -14322,7 +14322,7 @@
       <w:outlineLvl w:val="2"/>
     </w:pPr>
     <w:rPr>
-      <w:rFonts w:asciiTheme="majorHAnsi" w:eastAsiaTheme="majorEastAsia" w:hAnsiTheme="majorHAnsi" w:cstheme="majorBidi"/>
+      <w:rFonts w:ascii="Times New Roman" w:hAnsi="Times New Roman" w:eastAsia="Times New Roman" w:cs="Times New Roman"/>
       <w:b/>
       <w:bCs/>
       <w:color w:val="4F81BD" w:themeColor="accent1"/>
@@ -14345,7 +14345,7 @@
       <w:outlineLvl w:val="3"/>
     </w:pPr>
     <w:rPr>
-      <w:rFonts w:asciiTheme="majorHAnsi" w:eastAsiaTheme="majorEastAsia" w:hAnsiTheme="majorHAnsi" w:cstheme="majorBidi"/>
+      <w:rFonts w:ascii="Times New Roman" w:hAnsi="Times New Roman" w:eastAsia="Times New Roman" w:cs="Times New Roman"/>
       <w:b/>
       <w:bCs/>
       <w:i/>
@@ -14370,7 +14370,7 @@
       <w:outlineLvl w:val="4"/>
     </w:pPr>
     <w:rPr>
-      <w:rFonts w:asciiTheme="majorHAnsi" w:eastAsiaTheme="majorEastAsia" w:hAnsiTheme="majorHAnsi" w:cstheme="majorBidi"/>
+      <w:rFonts w:ascii="Times New Roman" w:hAnsi="Times New Roman" w:eastAsia="Times New Roman" w:cs="Times New Roman"/>
       <w:color w:val="243F60" w:themeColor="accent1" w:themeShade="7F"/>
     </w:rPr>
   </w:style>
@@ -14391,7 +14391,7 @@
       <w:outlineLvl w:val="5"/>
     </w:pPr>
     <w:rPr>
-      <w:rFonts w:asciiTheme="majorHAnsi" w:eastAsiaTheme="majorEastAsia" w:hAnsiTheme="majorHAnsi" w:cstheme="majorBidi"/>
+      <w:rFonts w:ascii="Times New Roman" w:hAnsi="Times New Roman" w:eastAsia="Times New Roman" w:cs="Times New Roman"/>
       <w:i/>
       <w:iCs/>
       <w:color w:val="243F60" w:themeColor="accent1" w:themeShade="7F"/>
@@ -14414,7 +14414,7 @@
       <w:outlineLvl w:val="6"/>
     </w:pPr>
     <w:rPr>
-      <w:rFonts w:asciiTheme="majorHAnsi" w:eastAsiaTheme="majorEastAsia" w:hAnsiTheme="majorHAnsi" w:cstheme="majorBidi"/>
+      <w:rFonts w:ascii="Times New Roman" w:hAnsi="Times New Roman" w:eastAsia="Times New Roman" w:cs="Times New Roman"/>
       <w:i/>
       <w:iCs/>
       <w:color w:val="404040" w:themeColor="text1" w:themeTint="BF"/>
@@ -14437,7 +14437,7 @@
       <w:outlineLvl w:val="7"/>
     </w:pPr>
     <w:rPr>
-      <w:rFonts w:asciiTheme="majorHAnsi" w:eastAsiaTheme="majorEastAsia" w:hAnsiTheme="majorHAnsi" w:cstheme="majorBidi"/>
+      <w:rFonts w:ascii="Times New Roman" w:hAnsi="Times New Roman" w:eastAsia="Times New Roman" w:cs="Times New Roman"/>
       <w:color w:val="4F81BD" w:themeColor="accent1"/>
       <w:sz w:val="20"/>
       <w:szCs w:val="20"/>
@@ -14460,7 +14460,7 @@
       <w:outlineLvl w:val="8"/>
     </w:pPr>
     <w:rPr>
-      <w:rFonts w:asciiTheme="majorHAnsi" w:eastAsiaTheme="majorEastAsia" w:hAnsiTheme="majorHAnsi" w:cstheme="majorBidi"/>
+      <w:rFonts w:ascii="Times New Roman" w:hAnsi="Times New Roman" w:eastAsia="Times New Roman" w:cs="Times New Roman"/>
       <w:i/>
       <w:iCs/>
       <w:color w:val="404040" w:themeColor="text1" w:themeTint="BF"/>
@@ -14511,7 +14511,7 @@
     <w:uiPriority w:val="9"/>
     <w:rsid w:val="00FC693F"/>
     <w:rPr>
-      <w:rFonts w:asciiTheme="majorHAnsi" w:eastAsiaTheme="majorEastAsia" w:hAnsiTheme="majorHAnsi" w:cstheme="majorBidi"/>
+      <w:rFonts w:ascii="Times New Roman" w:hAnsi="Times New Roman" w:eastAsia="Times New Roman" w:cs="Times New Roman"/>
       <w:b/>
       <w:bCs/>
       <w:color w:val="365F91" w:themeColor="accent1" w:themeShade="BF"/>
@@ -14526,7 +14526,7 @@
     <w:uiPriority w:val="9"/>
     <w:rsid w:val="00FC693F"/>
     <w:rPr>
-      <w:rFonts w:asciiTheme="majorHAnsi" w:eastAsiaTheme="majorEastAsia" w:hAnsiTheme="majorHAnsi" w:cstheme="majorBidi"/>
+      <w:rFonts w:ascii="Times New Roman" w:hAnsi="Times New Roman" w:eastAsia="Times New Roman" w:cs="Times New Roman"/>
       <w:b/>
       <w:bCs/>
       <w:color w:val="4F81BD" w:themeColor="accent1"/>
@@ -14541,7 +14541,7 @@
     <w:uiPriority w:val="9"/>
     <w:rsid w:val="00FC693F"/>
     <w:rPr>
-      <w:rFonts w:asciiTheme="majorHAnsi" w:eastAsiaTheme="majorEastAsia" w:hAnsiTheme="majorHAnsi" w:cstheme="majorBidi"/>
+      <w:rFonts w:ascii="Times New Roman" w:hAnsi="Times New Roman" w:eastAsia="Times New Roman" w:cs="Times New Roman"/>
       <w:b/>
       <w:bCs/>
       <w:color w:val="4F81BD" w:themeColor="accent1"/>
@@ -14563,7 +14563,7 @@
       <w:contextualSpacing/>
     </w:pPr>
     <w:rPr>
-      <w:rFonts w:asciiTheme="majorHAnsi" w:eastAsiaTheme="majorEastAsia" w:hAnsiTheme="majorHAnsi" w:cstheme="majorBidi"/>
+      <w:rFonts w:ascii="Times New Roman" w:hAnsi="Times New Roman" w:eastAsia="Times New Roman" w:cs="Times New Roman"/>
       <w:color w:val="17365D" w:themeColor="text2" w:themeShade="BF"/>
       <w:spacing w:val="5"/>
       <w:kern w:val="28"/>
@@ -14578,7 +14578,7 @@
     <w:uiPriority w:val="10"/>
     <w:rsid w:val="00FC693F"/>
     <w:rPr>
-      <w:rFonts w:asciiTheme="majorHAnsi" w:eastAsiaTheme="majorEastAsia" w:hAnsiTheme="majorHAnsi" w:cstheme="majorBidi"/>
+      <w:rFonts w:ascii="Times New Roman" w:hAnsi="Times New Roman" w:eastAsia="Times New Roman" w:cs="Times New Roman"/>
       <w:color w:val="17365D" w:themeColor="text2" w:themeShade="BF"/>
       <w:spacing w:val="5"/>
       <w:kern w:val="28"/>
@@ -14600,7 +14600,7 @@
       </w:numPr>
     </w:pPr>
     <w:rPr>
-      <w:rFonts w:asciiTheme="majorHAnsi" w:eastAsiaTheme="majorEastAsia" w:hAnsiTheme="majorHAnsi" w:cstheme="majorBidi"/>
+      <w:rFonts w:ascii="Times New Roman" w:hAnsi="Times New Roman" w:eastAsia="Times New Roman" w:cs="Times New Roman"/>
       <w:i/>
       <w:iCs/>
       <w:color w:val="4F81BD" w:themeColor="accent1"/>
@@ -14616,7 +14616,7 @@
     <w:uiPriority w:val="11"/>
     <w:rsid w:val="00FC693F"/>
     <w:rPr>
-      <w:rFonts w:asciiTheme="majorHAnsi" w:eastAsiaTheme="majorEastAsia" w:hAnsiTheme="majorHAnsi" w:cstheme="majorBidi"/>
+      <w:rFonts w:ascii="Times New Roman" w:hAnsi="Times New Roman" w:eastAsia="Times New Roman" w:cs="Times New Roman"/>
       <w:i/>
       <w:iCs/>
       <w:color w:val="4F81BD" w:themeColor="accent1"/>
@@ -14914,7 +14914,7 @@
     <w:semiHidden/>
     <w:rsid w:val="00FC693F"/>
     <w:rPr>
-      <w:rFonts w:asciiTheme="majorHAnsi" w:eastAsiaTheme="majorEastAsia" w:hAnsiTheme="majorHAnsi" w:cstheme="majorBidi"/>
+      <w:rFonts w:ascii="Times New Roman" w:hAnsi="Times New Roman" w:eastAsia="Times New Roman" w:cs="Times New Roman"/>
       <w:b/>
       <w:bCs/>
       <w:i/>
@@ -14930,7 +14930,7 @@
     <w:semiHidden/>
     <w:rsid w:val="00FC693F"/>
     <w:rPr>
-      <w:rFonts w:asciiTheme="majorHAnsi" w:eastAsiaTheme="majorEastAsia" w:hAnsiTheme="majorHAnsi" w:cstheme="majorBidi"/>
+      <w:rFonts w:ascii="Times New Roman" w:hAnsi="Times New Roman" w:eastAsia="Times New Roman" w:cs="Times New Roman"/>
       <w:color w:val="243F60" w:themeColor="accent1" w:themeShade="7F"/>
     </w:rPr>
   </w:style>
@@ -14942,7 +14942,7 @@
     <w:semiHidden/>
     <w:rsid w:val="00FC693F"/>
     <w:rPr>
-      <w:rFonts w:asciiTheme="majorHAnsi" w:eastAsiaTheme="majorEastAsia" w:hAnsiTheme="majorHAnsi" w:cstheme="majorBidi"/>
+      <w:rFonts w:ascii="Times New Roman" w:hAnsi="Times New Roman" w:eastAsia="Times New Roman" w:cs="Times New Roman"/>
       <w:i/>
       <w:iCs/>
       <w:color w:val="243F60" w:themeColor="accent1" w:themeShade="7F"/>
@@ -14956,7 +14956,7 @@
     <w:semiHidden/>
     <w:rsid w:val="00FC693F"/>
     <w:rPr>
-      <w:rFonts w:asciiTheme="majorHAnsi" w:eastAsiaTheme="majorEastAsia" w:hAnsiTheme="majorHAnsi" w:cstheme="majorBidi"/>
+      <w:rFonts w:ascii="Times New Roman" w:hAnsi="Times New Roman" w:eastAsia="Times New Roman" w:cs="Times New Roman"/>
       <w:i/>
       <w:iCs/>
       <w:color w:val="404040" w:themeColor="text1" w:themeTint="BF"/>
@@ -14970,7 +14970,7 @@
     <w:semiHidden/>
     <w:rsid w:val="00FC693F"/>
     <w:rPr>
-      <w:rFonts w:asciiTheme="majorHAnsi" w:eastAsiaTheme="majorEastAsia" w:hAnsiTheme="majorHAnsi" w:cstheme="majorBidi"/>
+      <w:rFonts w:ascii="Times New Roman" w:hAnsi="Times New Roman" w:eastAsia="Times New Roman" w:cs="Times New Roman"/>
       <w:color w:val="4F81BD" w:themeColor="accent1"/>
       <w:sz w:val="20"/>
       <w:szCs w:val="20"/>
@@ -14984,7 +14984,7 @@
     <w:semiHidden/>
     <w:rsid w:val="00FC693F"/>
     <w:rPr>
-      <w:rFonts w:asciiTheme="majorHAnsi" w:eastAsiaTheme="majorEastAsia" w:hAnsiTheme="majorHAnsi" w:cstheme="majorBidi"/>
+      <w:rFonts w:ascii="Times New Roman" w:hAnsi="Times New Roman" w:eastAsia="Times New Roman" w:cs="Times New Roman"/>
       <w:i/>
       <w:iCs/>
       <w:color w:val="404040" w:themeColor="text1" w:themeTint="BF"/>
@@ -16573,7 +16573,7 @@
         <w:spacing w:before="0" w:after="0" w:line="240" w:lineRule="auto"/>
       </w:pPr>
       <w:rPr>
-        <w:rFonts w:asciiTheme="majorHAnsi" w:eastAsiaTheme="majorEastAsia" w:hAnsiTheme="majorHAnsi" w:cstheme="majorBidi"/>
+        <w:rFonts w:ascii="Times New Roman" w:hAnsi="Times New Roman" w:eastAsia="Times New Roman" w:cs="Times New Roman"/>
         <w:b/>
         <w:bCs/>
       </w:rPr>
@@ -16594,7 +16594,7 @@
         <w:spacing w:before="0" w:after="0" w:line="240" w:lineRule="auto"/>
       </w:pPr>
       <w:rPr>
-        <w:rFonts w:asciiTheme="majorHAnsi" w:eastAsiaTheme="majorEastAsia" w:hAnsiTheme="majorHAnsi" w:cstheme="majorBidi"/>
+        <w:rFonts w:ascii="Times New Roman" w:hAnsi="Times New Roman" w:eastAsia="Times New Roman" w:cs="Times New Roman"/>
         <w:b/>
         <w:bCs/>
       </w:rPr>
@@ -16612,14 +16612,14 @@
     </w:tblStylePr>
     <w:tblStylePr w:type="firstCol">
       <w:rPr>
-        <w:rFonts w:asciiTheme="majorHAnsi" w:eastAsiaTheme="majorEastAsia" w:hAnsiTheme="majorHAnsi" w:cstheme="majorBidi"/>
+        <w:rFonts w:ascii="Times New Roman" w:hAnsi="Times New Roman" w:eastAsia="Times New Roman" w:cs="Times New Roman"/>
         <w:b/>
         <w:bCs/>
       </w:rPr>
     </w:tblStylePr>
     <w:tblStylePr w:type="lastCol">
       <w:rPr>
-        <w:rFonts w:asciiTheme="majorHAnsi" w:eastAsiaTheme="majorEastAsia" w:hAnsiTheme="majorHAnsi" w:cstheme="majorBidi"/>
+        <w:rFonts w:ascii="Times New Roman" w:hAnsi="Times New Roman" w:eastAsia="Times New Roman" w:cs="Times New Roman"/>
         <w:b/>
         <w:bCs/>
       </w:rPr>
@@ -16703,7 +16703,7 @@
         <w:spacing w:before="0" w:after="0" w:line="240" w:lineRule="auto"/>
       </w:pPr>
       <w:rPr>
-        <w:rFonts w:asciiTheme="majorHAnsi" w:eastAsiaTheme="majorEastAsia" w:hAnsiTheme="majorHAnsi" w:cstheme="majorBidi"/>
+        <w:rFonts w:ascii="Times New Roman" w:hAnsi="Times New Roman" w:eastAsia="Times New Roman" w:cs="Times New Roman"/>
         <w:b/>
         <w:bCs/>
       </w:rPr>
@@ -16724,7 +16724,7 @@
         <w:spacing w:before="0" w:after="0" w:line="240" w:lineRule="auto"/>
       </w:pPr>
       <w:rPr>
-        <w:rFonts w:asciiTheme="majorHAnsi" w:eastAsiaTheme="majorEastAsia" w:hAnsiTheme="majorHAnsi" w:cstheme="majorBidi"/>
+        <w:rFonts w:ascii="Times New Roman" w:hAnsi="Times New Roman" w:eastAsia="Times New Roman" w:cs="Times New Roman"/>
         <w:b/>
         <w:bCs/>
       </w:rPr>
@@ -16742,14 +16742,14 @@
     </w:tblStylePr>
     <w:tblStylePr w:type="firstCol">
       <w:rPr>
-        <w:rFonts w:asciiTheme="majorHAnsi" w:eastAsiaTheme="majorEastAsia" w:hAnsiTheme="majorHAnsi" w:cstheme="majorBidi"/>
+        <w:rFonts w:ascii="Times New Roman" w:hAnsi="Times New Roman" w:eastAsia="Times New Roman" w:cs="Times New Roman"/>
         <w:b/>
         <w:bCs/>
       </w:rPr>
     </w:tblStylePr>
     <w:tblStylePr w:type="lastCol">
       <w:rPr>
-        <w:rFonts w:asciiTheme="majorHAnsi" w:eastAsiaTheme="majorEastAsia" w:hAnsiTheme="majorHAnsi" w:cstheme="majorBidi"/>
+        <w:rFonts w:ascii="Times New Roman" w:hAnsi="Times New Roman" w:eastAsia="Times New Roman" w:cs="Times New Roman"/>
         <w:b/>
         <w:bCs/>
       </w:rPr>
@@ -16833,7 +16833,7 @@
         <w:spacing w:before="0" w:after="0" w:line="240" w:lineRule="auto"/>
       </w:pPr>
       <w:rPr>
-        <w:rFonts w:asciiTheme="majorHAnsi" w:eastAsiaTheme="majorEastAsia" w:hAnsiTheme="majorHAnsi" w:cstheme="majorBidi"/>
+        <w:rFonts w:ascii="Times New Roman" w:hAnsi="Times New Roman" w:eastAsia="Times New Roman" w:cs="Times New Roman"/>
         <w:b/>
         <w:bCs/>
       </w:rPr>
@@ -16854,7 +16854,7 @@
         <w:spacing w:before="0" w:after="0" w:line="240" w:lineRule="auto"/>
       </w:pPr>
       <w:rPr>
-        <w:rFonts w:asciiTheme="majorHAnsi" w:eastAsiaTheme="majorEastAsia" w:hAnsiTheme="majorHAnsi" w:cstheme="majorBidi"/>
+        <w:rFonts w:ascii="Times New Roman" w:hAnsi="Times New Roman" w:eastAsia="Times New Roman" w:cs="Times New Roman"/>
         <w:b/>
         <w:bCs/>
       </w:rPr>
@@ -16872,14 +16872,14 @@
     </w:tblStylePr>
     <w:tblStylePr w:type="firstCol">
       <w:rPr>
-        <w:rFonts w:asciiTheme="majorHAnsi" w:eastAsiaTheme="majorEastAsia" w:hAnsiTheme="majorHAnsi" w:cstheme="majorBidi"/>
+        <w:rFonts w:ascii="Times New Roman" w:hAnsi="Times New Roman" w:eastAsia="Times New Roman" w:cs="Times New Roman"/>
         <w:b/>
         <w:bCs/>
       </w:rPr>
     </w:tblStylePr>
     <w:tblStylePr w:type="lastCol">
       <w:rPr>
-        <w:rFonts w:asciiTheme="majorHAnsi" w:eastAsiaTheme="majorEastAsia" w:hAnsiTheme="majorHAnsi" w:cstheme="majorBidi"/>
+        <w:rFonts w:ascii="Times New Roman" w:hAnsi="Times New Roman" w:eastAsia="Times New Roman" w:cs="Times New Roman"/>
         <w:b/>
         <w:bCs/>
       </w:rPr>
@@ -16963,7 +16963,7 @@
         <w:spacing w:before="0" w:after="0" w:line="240" w:lineRule="auto"/>
       </w:pPr>
       <w:rPr>
-        <w:rFonts w:asciiTheme="majorHAnsi" w:eastAsiaTheme="majorEastAsia" w:hAnsiTheme="majorHAnsi" w:cstheme="majorBidi"/>
+        <w:rFonts w:ascii="Times New Roman" w:hAnsi="Times New Roman" w:eastAsia="Times New Roman" w:cs="Times New Roman"/>
         <w:b/>
         <w:bCs/>
       </w:rPr>
@@ -16984,7 +16984,7 @@
         <w:spacing w:before="0" w:after="0" w:line="240" w:lineRule="auto"/>
       </w:pPr>
       <w:rPr>
-        <w:rFonts w:asciiTheme="majorHAnsi" w:eastAsiaTheme="majorEastAsia" w:hAnsiTheme="majorHAnsi" w:cstheme="majorBidi"/>
+        <w:rFonts w:ascii="Times New Roman" w:hAnsi="Times New Roman" w:eastAsia="Times New Roman" w:cs="Times New Roman"/>
         <w:b/>
         <w:bCs/>
       </w:rPr>
@@ -17002,14 +17002,14 @@
     </w:tblStylePr>
     <w:tblStylePr w:type="firstCol">
       <w:rPr>
-        <w:rFonts w:asciiTheme="majorHAnsi" w:eastAsiaTheme="majorEastAsia" w:hAnsiTheme="majorHAnsi" w:cstheme="majorBidi"/>
+        <w:rFonts w:ascii="Times New Roman" w:hAnsi="Times New Roman" w:eastAsia="Times New Roman" w:cs="Times New Roman"/>
         <w:b/>
         <w:bCs/>
       </w:rPr>
     </w:tblStylePr>
     <w:tblStylePr w:type="lastCol">
       <w:rPr>
-        <w:rFonts w:asciiTheme="majorHAnsi" w:eastAsiaTheme="majorEastAsia" w:hAnsiTheme="majorHAnsi" w:cstheme="majorBidi"/>
+        <w:rFonts w:ascii="Times New Roman" w:hAnsi="Times New Roman" w:eastAsia="Times New Roman" w:cs="Times New Roman"/>
         <w:b/>
         <w:bCs/>
       </w:rPr>
@@ -17093,7 +17093,7 @@
         <w:spacing w:before="0" w:after="0" w:line="240" w:lineRule="auto"/>
       </w:pPr>
       <w:rPr>
-        <w:rFonts w:asciiTheme="majorHAnsi" w:eastAsiaTheme="majorEastAsia" w:hAnsiTheme="majorHAnsi" w:cstheme="majorBidi"/>
+        <w:rFonts w:ascii="Times New Roman" w:hAnsi="Times New Roman" w:eastAsia="Times New Roman" w:cs="Times New Roman"/>
         <w:b/>
         <w:bCs/>
       </w:rPr>
@@ -17114,7 +17114,7 @@
         <w:spacing w:before="0" w:after="0" w:line="240" w:lineRule="auto"/>
       </w:pPr>
       <w:rPr>
-        <w:rFonts w:asciiTheme="majorHAnsi" w:eastAsiaTheme="majorEastAsia" w:hAnsiTheme="majorHAnsi" w:cstheme="majorBidi"/>
+        <w:rFonts w:ascii="Times New Roman" w:hAnsi="Times New Roman" w:eastAsia="Times New Roman" w:cs="Times New Roman"/>
         <w:b/>
         <w:bCs/>
       </w:rPr>
@@ -17132,14 +17132,14 @@
     </w:tblStylePr>
     <w:tblStylePr w:type="firstCol">
       <w:rPr>
-        <w:rFonts w:asciiTheme="majorHAnsi" w:eastAsiaTheme="majorEastAsia" w:hAnsiTheme="majorHAnsi" w:cstheme="majorBidi"/>
+        <w:rFonts w:ascii="Times New Roman" w:hAnsi="Times New Roman" w:eastAsia="Times New Roman" w:cs="Times New Roman"/>
         <w:b/>
         <w:bCs/>
       </w:rPr>
     </w:tblStylePr>
     <w:tblStylePr w:type="lastCol">
       <w:rPr>
-        <w:rFonts w:asciiTheme="majorHAnsi" w:eastAsiaTheme="majorEastAsia" w:hAnsiTheme="majorHAnsi" w:cstheme="majorBidi"/>
+        <w:rFonts w:ascii="Times New Roman" w:hAnsi="Times New Roman" w:eastAsia="Times New Roman" w:cs="Times New Roman"/>
         <w:b/>
         <w:bCs/>
       </w:rPr>
@@ -17223,7 +17223,7 @@
         <w:spacing w:before="0" w:after="0" w:line="240" w:lineRule="auto"/>
       </w:pPr>
       <w:rPr>
-        <w:rFonts w:asciiTheme="majorHAnsi" w:eastAsiaTheme="majorEastAsia" w:hAnsiTheme="majorHAnsi" w:cstheme="majorBidi"/>
+        <w:rFonts w:ascii="Times New Roman" w:hAnsi="Times New Roman" w:eastAsia="Times New Roman" w:cs="Times New Roman"/>
         <w:b/>
         <w:bCs/>
       </w:rPr>
@@ -17244,7 +17244,7 @@
         <w:spacing w:before="0" w:after="0" w:line="240" w:lineRule="auto"/>
       </w:pPr>
       <w:rPr>
-        <w:rFonts w:asciiTheme="majorHAnsi" w:eastAsiaTheme="majorEastAsia" w:hAnsiTheme="majorHAnsi" w:cstheme="majorBidi"/>
+        <w:rFonts w:ascii="Times New Roman" w:hAnsi="Times New Roman" w:eastAsia="Times New Roman" w:cs="Times New Roman"/>
         <w:b/>
         <w:bCs/>
       </w:rPr>
@@ -17262,14 +17262,14 @@
     </w:tblStylePr>
     <w:tblStylePr w:type="firstCol">
       <w:rPr>
-        <w:rFonts w:asciiTheme="majorHAnsi" w:eastAsiaTheme="majorEastAsia" w:hAnsiTheme="majorHAnsi" w:cstheme="majorBidi"/>
+        <w:rFonts w:ascii="Times New Roman" w:hAnsi="Times New Roman" w:eastAsia="Times New Roman" w:cs="Times New Roman"/>
         <w:b/>
         <w:bCs/>
       </w:rPr>
     </w:tblStylePr>
     <w:tblStylePr w:type="lastCol">
       <w:rPr>
-        <w:rFonts w:asciiTheme="majorHAnsi" w:eastAsiaTheme="majorEastAsia" w:hAnsiTheme="majorHAnsi" w:cstheme="majorBidi"/>
+        <w:rFonts w:ascii="Times New Roman" w:hAnsi="Times New Roman" w:eastAsia="Times New Roman" w:cs="Times New Roman"/>
         <w:b/>
         <w:bCs/>
       </w:rPr>
@@ -17353,7 +17353,7 @@
         <w:spacing w:before="0" w:after="0" w:line="240" w:lineRule="auto"/>
       </w:pPr>
       <w:rPr>
-        <w:rFonts w:asciiTheme="majorHAnsi" w:eastAsiaTheme="majorEastAsia" w:hAnsiTheme="majorHAnsi" w:cstheme="majorBidi"/>
+        <w:rFonts w:ascii="Times New Roman" w:hAnsi="Times New Roman" w:eastAsia="Times New Roman" w:cs="Times New Roman"/>
         <w:b/>
         <w:bCs/>
       </w:rPr>
@@ -17374,7 +17374,7 @@
         <w:spacing w:before="0" w:after="0" w:line="240" w:lineRule="auto"/>
       </w:pPr>
       <w:rPr>
-        <w:rFonts w:asciiTheme="majorHAnsi" w:eastAsiaTheme="majorEastAsia" w:hAnsiTheme="majorHAnsi" w:cstheme="majorBidi"/>
+        <w:rFonts w:ascii="Times New Roman" w:hAnsi="Times New Roman" w:eastAsia="Times New Roman" w:cs="Times New Roman"/>
         <w:b/>
         <w:bCs/>
       </w:rPr>
@@ -17392,14 +17392,14 @@
     </w:tblStylePr>
     <w:tblStylePr w:type="firstCol">
       <w:rPr>
-        <w:rFonts w:asciiTheme="majorHAnsi" w:eastAsiaTheme="majorEastAsia" w:hAnsiTheme="majorHAnsi" w:cstheme="majorBidi"/>
+        <w:rFonts w:ascii="Times New Roman" w:hAnsi="Times New Roman" w:eastAsia="Times New Roman" w:cs="Times New Roman"/>
         <w:b/>
         <w:bCs/>
       </w:rPr>
     </w:tblStylePr>
     <w:tblStylePr w:type="lastCol">
       <w:rPr>
-        <w:rFonts w:asciiTheme="majorHAnsi" w:eastAsiaTheme="majorEastAsia" w:hAnsiTheme="majorHAnsi" w:cstheme="majorBidi"/>
+        <w:rFonts w:ascii="Times New Roman" w:hAnsi="Times New Roman" w:eastAsia="Times New Roman" w:cs="Times New Roman"/>
         <w:b/>
         <w:bCs/>
       </w:rPr>
@@ -19264,7 +19264,7 @@
     </w:tblPr>
     <w:tblStylePr w:type="firstRow">
       <w:rPr>
-        <w:rFonts w:asciiTheme="majorHAnsi" w:eastAsiaTheme="majorEastAsia" w:hAnsiTheme="majorHAnsi" w:cstheme="majorBidi"/>
+        <w:rFonts w:ascii="Times New Roman" w:hAnsi="Times New Roman" w:eastAsia="Times New Roman" w:cs="Times New Roman"/>
       </w:rPr>
       <w:tblPr/>
       <w:tcPr>
@@ -19348,7 +19348,7 @@
     </w:tblPr>
     <w:tblStylePr w:type="firstRow">
       <w:rPr>
-        <w:rFonts w:asciiTheme="majorHAnsi" w:eastAsiaTheme="majorEastAsia" w:hAnsiTheme="majorHAnsi" w:cstheme="majorBidi"/>
+        <w:rFonts w:ascii="Times New Roman" w:hAnsi="Times New Roman" w:eastAsia="Times New Roman" w:cs="Times New Roman"/>
       </w:rPr>
       <w:tblPr/>
       <w:tcPr>
@@ -19432,7 +19432,7 @@
     </w:tblPr>
     <w:tblStylePr w:type="firstRow">
       <w:rPr>
-        <w:rFonts w:asciiTheme="majorHAnsi" w:eastAsiaTheme="majorEastAsia" w:hAnsiTheme="majorHAnsi" w:cstheme="majorBidi"/>
+        <w:rFonts w:ascii="Times New Roman" w:hAnsi="Times New Roman" w:eastAsia="Times New Roman" w:cs="Times New Roman"/>
       </w:rPr>
       <w:tblPr/>
       <w:tcPr>
@@ -19516,7 +19516,7 @@
     </w:tblPr>
     <w:tblStylePr w:type="firstRow">
       <w:rPr>
-        <w:rFonts w:asciiTheme="majorHAnsi" w:eastAsiaTheme="majorEastAsia" w:hAnsiTheme="majorHAnsi" w:cstheme="majorBidi"/>
+        <w:rFonts w:ascii="Times New Roman" w:hAnsi="Times New Roman" w:eastAsia="Times New Roman" w:cs="Times New Roman"/>
       </w:rPr>
       <w:tblPr/>
       <w:tcPr>
@@ -19600,7 +19600,7 @@
     </w:tblPr>
     <w:tblStylePr w:type="firstRow">
       <w:rPr>
-        <w:rFonts w:asciiTheme="majorHAnsi" w:eastAsiaTheme="majorEastAsia" w:hAnsiTheme="majorHAnsi" w:cstheme="majorBidi"/>
+        <w:rFonts w:ascii="Times New Roman" w:hAnsi="Times New Roman" w:eastAsia="Times New Roman" w:cs="Times New Roman"/>
       </w:rPr>
       <w:tblPr/>
       <w:tcPr>
@@ -19684,7 +19684,7 @@
     </w:tblPr>
     <w:tblStylePr w:type="firstRow">
       <w:rPr>
-        <w:rFonts w:asciiTheme="majorHAnsi" w:eastAsiaTheme="majorEastAsia" w:hAnsiTheme="majorHAnsi" w:cstheme="majorBidi"/>
+        <w:rFonts w:ascii="Times New Roman" w:hAnsi="Times New Roman" w:eastAsia="Times New Roman" w:cs="Times New Roman"/>
       </w:rPr>
       <w:tblPr/>
       <w:tcPr>
@@ -19768,7 +19768,7 @@
     </w:tblPr>
     <w:tblStylePr w:type="firstRow">
       <w:rPr>
-        <w:rFonts w:asciiTheme="majorHAnsi" w:eastAsiaTheme="majorEastAsia" w:hAnsiTheme="majorHAnsi" w:cstheme="majorBidi"/>
+        <w:rFonts w:ascii="Times New Roman" w:hAnsi="Times New Roman" w:eastAsia="Times New Roman" w:cs="Times New Roman"/>
       </w:rPr>
       <w:tblPr/>
       <w:tcPr>
@@ -19833,7 +19833,7 @@
       <w:spacing w:after="0" w:line="240" w:lineRule="auto"/>
     </w:pPr>
     <w:rPr>
-      <w:rFonts w:asciiTheme="majorHAnsi" w:eastAsiaTheme="majorEastAsia" w:hAnsiTheme="majorHAnsi" w:cstheme="majorBidi"/>
+      <w:rFonts w:ascii="Times New Roman" w:hAnsi="Times New Roman" w:eastAsia="Times New Roman" w:cs="Times New Roman"/>
       <w:color w:val="000000" w:themeColor="text1"/>
     </w:rPr>
     <w:tblPr>
@@ -19961,7 +19961,7 @@
       <w:spacing w:after="0" w:line="240" w:lineRule="auto"/>
     </w:pPr>
     <w:rPr>
-      <w:rFonts w:asciiTheme="majorHAnsi" w:eastAsiaTheme="majorEastAsia" w:hAnsiTheme="majorHAnsi" w:cstheme="majorBidi"/>
+      <w:rFonts w:ascii="Times New Roman" w:hAnsi="Times New Roman" w:eastAsia="Times New Roman" w:cs="Times New Roman"/>
       <w:color w:val="000000" w:themeColor="text1"/>
     </w:rPr>
     <w:tblPr>
@@ -20089,7 +20089,7 @@
       <w:spacing w:after="0" w:line="240" w:lineRule="auto"/>
     </w:pPr>
     <w:rPr>
-      <w:rFonts w:asciiTheme="majorHAnsi" w:eastAsiaTheme="majorEastAsia" w:hAnsiTheme="majorHAnsi" w:cstheme="majorBidi"/>
+      <w:rFonts w:ascii="Times New Roman" w:hAnsi="Times New Roman" w:eastAsia="Times New Roman" w:cs="Times New Roman"/>
       <w:color w:val="000000" w:themeColor="text1"/>
     </w:rPr>
     <w:tblPr>
@@ -20217,7 +20217,7 @@
       <w:spacing w:after="0" w:line="240" w:lineRule="auto"/>
     </w:pPr>
     <w:rPr>
-      <w:rFonts w:asciiTheme="majorHAnsi" w:eastAsiaTheme="majorEastAsia" w:hAnsiTheme="majorHAnsi" w:cstheme="majorBidi"/>
+      <w:rFonts w:ascii="Times New Roman" w:hAnsi="Times New Roman" w:eastAsia="Times New Roman" w:cs="Times New Roman"/>
       <w:color w:val="000000" w:themeColor="text1"/>
     </w:rPr>
     <w:tblPr>
@@ -20345,7 +20345,7 @@
       <w:spacing w:after="0" w:line="240" w:lineRule="auto"/>
     </w:pPr>
     <w:rPr>
-      <w:rFonts w:asciiTheme="majorHAnsi" w:eastAsiaTheme="majorEastAsia" w:hAnsiTheme="majorHAnsi" w:cstheme="majorBidi"/>
+      <w:rFonts w:ascii="Times New Roman" w:hAnsi="Times New Roman" w:eastAsia="Times New Roman" w:cs="Times New Roman"/>
       <w:color w:val="000000" w:themeColor="text1"/>
     </w:rPr>
     <w:tblPr>
@@ -20473,7 +20473,7 @@
       <w:spacing w:after="0" w:line="240" w:lineRule="auto"/>
     </w:pPr>
     <w:rPr>
-      <w:rFonts w:asciiTheme="majorHAnsi" w:eastAsiaTheme="majorEastAsia" w:hAnsiTheme="majorHAnsi" w:cstheme="majorBidi"/>
+      <w:rFonts w:ascii="Times New Roman" w:hAnsi="Times New Roman" w:eastAsia="Times New Roman" w:cs="Times New Roman"/>
       <w:color w:val="000000" w:themeColor="text1"/>
     </w:rPr>
     <w:tblPr>
@@ -20601,7 +20601,7 @@
       <w:spacing w:after="0" w:line="240" w:lineRule="auto"/>
     </w:pPr>
     <w:rPr>
-      <w:rFonts w:asciiTheme="majorHAnsi" w:eastAsiaTheme="majorEastAsia" w:hAnsiTheme="majorHAnsi" w:cstheme="majorBidi"/>
+      <w:rFonts w:ascii="Times New Roman" w:hAnsi="Times New Roman" w:eastAsia="Times New Roman" w:cs="Times New Roman"/>
       <w:color w:val="000000" w:themeColor="text1"/>
     </w:rPr>
     <w:tblPr>
@@ -21240,7 +21240,7 @@
       <w:spacing w:after="0" w:line="240" w:lineRule="auto"/>
     </w:pPr>
     <w:rPr>
-      <w:rFonts w:asciiTheme="majorHAnsi" w:eastAsiaTheme="majorEastAsia" w:hAnsiTheme="majorHAnsi" w:cstheme="majorBidi"/>
+      <w:rFonts w:ascii="Times New Roman" w:hAnsi="Times New Roman" w:eastAsia="Times New Roman" w:cs="Times New Roman"/>
       <w:color w:val="000000" w:themeColor="text1"/>
     </w:rPr>
     <w:tblPr>
@@ -21365,7 +21365,7 @@
       <w:spacing w:after="0" w:line="240" w:lineRule="auto"/>
     </w:pPr>
     <w:rPr>
-      <w:rFonts w:asciiTheme="majorHAnsi" w:eastAsiaTheme="majorEastAsia" w:hAnsiTheme="majorHAnsi" w:cstheme="majorBidi"/>
+      <w:rFonts w:ascii="Times New Roman" w:hAnsi="Times New Roman" w:eastAsia="Times New Roman" w:cs="Times New Roman"/>
       <w:color w:val="000000" w:themeColor="text1"/>
     </w:rPr>
     <w:tblPr>
@@ -21490,7 +21490,7 @@
       <w:spacing w:after="0" w:line="240" w:lineRule="auto"/>
     </w:pPr>
     <w:rPr>
-      <w:rFonts w:asciiTheme="majorHAnsi" w:eastAsiaTheme="majorEastAsia" w:hAnsiTheme="majorHAnsi" w:cstheme="majorBidi"/>
+      <w:rFonts w:ascii="Times New Roman" w:hAnsi="Times New Roman" w:eastAsia="Times New Roman" w:cs="Times New Roman"/>
       <w:color w:val="000000" w:themeColor="text1"/>
     </w:rPr>
     <w:tblPr>
@@ -21615,7 +21615,7 @@
       <w:spacing w:after="0" w:line="240" w:lineRule="auto"/>
     </w:pPr>
     <w:rPr>
-      <w:rFonts w:asciiTheme="majorHAnsi" w:eastAsiaTheme="majorEastAsia" w:hAnsiTheme="majorHAnsi" w:cstheme="majorBidi"/>
+      <w:rFonts w:ascii="Times New Roman" w:hAnsi="Times New Roman" w:eastAsia="Times New Roman" w:cs="Times New Roman"/>
       <w:color w:val="000000" w:themeColor="text1"/>
     </w:rPr>
     <w:tblPr>
@@ -21740,7 +21740,7 @@
       <w:spacing w:after="0" w:line="240" w:lineRule="auto"/>
     </w:pPr>
     <w:rPr>
-      <w:rFonts w:asciiTheme="majorHAnsi" w:eastAsiaTheme="majorEastAsia" w:hAnsiTheme="majorHAnsi" w:cstheme="majorBidi"/>
+      <w:rFonts w:ascii="Times New Roman" w:hAnsi="Times New Roman" w:eastAsia="Times New Roman" w:cs="Times New Roman"/>
       <w:color w:val="000000" w:themeColor="text1"/>
     </w:rPr>
     <w:tblPr>
@@ -21865,7 +21865,7 @@
       <w:spacing w:after="0" w:line="240" w:lineRule="auto"/>
     </w:pPr>
     <w:rPr>
-      <w:rFonts w:asciiTheme="majorHAnsi" w:eastAsiaTheme="majorEastAsia" w:hAnsiTheme="majorHAnsi" w:cstheme="majorBidi"/>
+      <w:rFonts w:ascii="Times New Roman" w:hAnsi="Times New Roman" w:eastAsia="Times New Roman" w:cs="Times New Roman"/>
       <w:color w:val="000000" w:themeColor="text1"/>
     </w:rPr>
     <w:tblPr>
@@ -21990,7 +21990,7 @@
       <w:spacing w:after="0" w:line="240" w:lineRule="auto"/>
     </w:pPr>
     <w:rPr>
-      <w:rFonts w:asciiTheme="majorHAnsi" w:eastAsiaTheme="majorEastAsia" w:hAnsiTheme="majorHAnsi" w:cstheme="majorBidi"/>
+      <w:rFonts w:ascii="Times New Roman" w:hAnsi="Times New Roman" w:eastAsia="Times New Roman" w:cs="Times New Roman"/>
       <w:color w:val="000000" w:themeColor="text1"/>
     </w:rPr>
     <w:tblPr>
@@ -37745,7 +37745,7 @@
     </a:clrScheme>
     <a:fontScheme name="Office">
       <a:majorFont>
-        <a:latin typeface="Calibri"/>
+        <a:latin typeface="Times New Roman"/>
         <a:ea typeface=""/>
         <a:cs typeface=""/>
         <a:font script="Jpan" typeface="ＭＳ ゴシック"/>
@@ -37780,7 +37780,7 @@
         <a:font script="Geor" typeface="Sylfaen"/>
       </a:majorFont>
       <a:minorFont>
-        <a:latin typeface="Cambria"/>
+        <a:latin typeface="Times New Roman"/>
         <a:ea typeface=""/>
         <a:cs typeface=""/>
         <a:font script="Jpan" typeface="ＭＳ 明朝"/>
